--- a/Minh Chứng Kết Quả Chạy.docx
+++ b/Minh Chứng Kết Quả Chạy.docx
@@ -269,6 +269,186 @@
           <w:bCs/>
         </w:rPr>
       </w:pPr>
+      <w:r>
+        <w:t xml:space="preserve">- </w:t>
+      </w:r>
+      <w:r>
+        <w:rPr>
+          <w:b/>
+          <w:bCs/>
+        </w:rPr>
+        <w:t>Build Docker image</w:t>
+      </w:r>
+    </w:p>
+    <w:p>
+      <w:pPr>
+        <w:rPr>
+          <w:b/>
+          <w:bCs/>
+        </w:rPr>
+      </w:pPr>
+      <w:r>
+        <w:rPr>
+          <w:b/>
+          <w:bCs/>
+        </w:rPr>
+        <w:drawing>
+          <wp:inline distT="0" distB="0" distL="0" distR="0" wp14:anchorId="12C63AA9" wp14:editId="4126A059">
+            <wp:extent cx="5943600" cy="3342005"/>
+            <wp:effectExtent l="0" t="0" r="0" b="0"/>
+            <wp:docPr id="808750738" name="Picture 1"/>
+            <wp:cNvGraphicFramePr>
+              <a:graphicFrameLocks xmlns:a="http://schemas.openxmlformats.org/drawingml/2006/main" noChangeAspect="1"/>
+            </wp:cNvGraphicFramePr>
+            <a:graphic xmlns:a="http://schemas.openxmlformats.org/drawingml/2006/main">
+              <a:graphicData uri="http://schemas.openxmlformats.org/drawingml/2006/picture">
+                <pic:pic xmlns:pic="http://schemas.openxmlformats.org/drawingml/2006/picture">
+                  <pic:nvPicPr>
+                    <pic:cNvPr id="808750738" name=""/>
+                    <pic:cNvPicPr/>
+                  </pic:nvPicPr>
+                  <pic:blipFill>
+                    <a:blip r:embed="rId8"/>
+                    <a:stretch>
+                      <a:fillRect/>
+                    </a:stretch>
+                  </pic:blipFill>
+                  <pic:spPr>
+                    <a:xfrm>
+                      <a:off x="0" y="0"/>
+                      <a:ext cx="5943600" cy="3342005"/>
+                    </a:xfrm>
+                    <a:prstGeom prst="rect">
+                      <a:avLst/>
+                    </a:prstGeom>
+                  </pic:spPr>
+                </pic:pic>
+              </a:graphicData>
+            </a:graphic>
+          </wp:inline>
+        </w:drawing>
+      </w:r>
+    </w:p>
+    <w:p>
+      <w:pPr>
+        <w:rPr>
+          <w:b/>
+          <w:bCs/>
+        </w:rPr>
+      </w:pPr>
+    </w:p>
+    <w:p>
+      <w:pPr>
+        <w:rPr>
+          <w:b/>
+          <w:bCs/>
+        </w:rPr>
+      </w:pPr>
+      <w:r>
+        <w:rPr>
+          <w:b/>
+          <w:bCs/>
+        </w:rPr>
+        <w:lastRenderedPageBreak/>
+        <w:t xml:space="preserve">- </w:t>
+      </w:r>
+      <w:r>
+        <w:rPr>
+          <w:b/>
+          <w:bCs/>
+        </w:rPr>
+        <w:t>Chạy container từ image vừa build</w:t>
+      </w:r>
+    </w:p>
+    <w:p>
+      <w:pPr>
+        <w:rPr>
+          <w:b/>
+          <w:bCs/>
+        </w:rPr>
+      </w:pPr>
+      <w:r>
+        <w:rPr>
+          <w:b/>
+          <w:bCs/>
+        </w:rPr>
+        <w:drawing>
+          <wp:inline distT="0" distB="0" distL="0" distR="0" wp14:anchorId="4A0BE935" wp14:editId="62368EFA">
+            <wp:extent cx="5943600" cy="3342005"/>
+            <wp:effectExtent l="0" t="0" r="0" b="0"/>
+            <wp:docPr id="1829559661" name="Picture 1"/>
+            <wp:cNvGraphicFramePr>
+              <a:graphicFrameLocks xmlns:a="http://schemas.openxmlformats.org/drawingml/2006/main" noChangeAspect="1"/>
+            </wp:cNvGraphicFramePr>
+            <a:graphic xmlns:a="http://schemas.openxmlformats.org/drawingml/2006/main">
+              <a:graphicData uri="http://schemas.openxmlformats.org/drawingml/2006/picture">
+                <pic:pic xmlns:pic="http://schemas.openxmlformats.org/drawingml/2006/picture">
+                  <pic:nvPicPr>
+                    <pic:cNvPr id="1829559661" name=""/>
+                    <pic:cNvPicPr/>
+                  </pic:nvPicPr>
+                  <pic:blipFill>
+                    <a:blip r:embed="rId9"/>
+                    <a:stretch>
+                      <a:fillRect/>
+                    </a:stretch>
+                  </pic:blipFill>
+                  <pic:spPr>
+                    <a:xfrm>
+                      <a:off x="0" y="0"/>
+                      <a:ext cx="5943600" cy="3342005"/>
+                    </a:xfrm>
+                    <a:prstGeom prst="rect">
+                      <a:avLst/>
+                    </a:prstGeom>
+                  </pic:spPr>
+                </pic:pic>
+              </a:graphicData>
+            </a:graphic>
+          </wp:inline>
+        </w:drawing>
+      </w:r>
+      <w:r>
+        <w:rPr>
+          <w:b/>
+          <w:bCs/>
+        </w:rPr>
+        <w:drawing>
+          <wp:inline distT="0" distB="0" distL="0" distR="0" wp14:anchorId="68216E2A" wp14:editId="739B769B">
+            <wp:extent cx="5943600" cy="3342005"/>
+            <wp:effectExtent l="0" t="0" r="0" b="0"/>
+            <wp:docPr id="1380631467" name="Picture 1"/>
+            <wp:cNvGraphicFramePr>
+              <a:graphicFrameLocks xmlns:a="http://schemas.openxmlformats.org/drawingml/2006/main" noChangeAspect="1"/>
+            </wp:cNvGraphicFramePr>
+            <a:graphic xmlns:a="http://schemas.openxmlformats.org/drawingml/2006/main">
+              <a:graphicData uri="http://schemas.openxmlformats.org/drawingml/2006/picture">
+                <pic:pic xmlns:pic="http://schemas.openxmlformats.org/drawingml/2006/picture">
+                  <pic:nvPicPr>
+                    <pic:cNvPr id="1380631467" name=""/>
+                    <pic:cNvPicPr/>
+                  </pic:nvPicPr>
+                  <pic:blipFill>
+                    <a:blip r:embed="rId10"/>
+                    <a:stretch>
+                      <a:fillRect/>
+                    </a:stretch>
+                  </pic:blipFill>
+                  <pic:spPr>
+                    <a:xfrm>
+                      <a:off x="0" y="0"/>
+                      <a:ext cx="5943600" cy="3342005"/>
+                    </a:xfrm>
+                    <a:prstGeom prst="rect">
+                      <a:avLst/>
+                    </a:prstGeom>
+                  </pic:spPr>
+                </pic:pic>
+              </a:graphicData>
+            </a:graphic>
+          </wp:inline>
+        </w:drawing>
+      </w:r>
     </w:p>
     <w:p>
       <w:pPr>
@@ -688,6 +868,7 @@
   <w:style w:type="paragraph" w:default="1" w:styleId="Normal">
     <w:name w:val="Normal"/>
     <w:qFormat/>
+    <w:rsid w:val="00D7725F"/>
   </w:style>
   <w:style w:type="paragraph" w:styleId="Heading1">
     <w:name w:val="heading 1"/>

--- a/Minh Chứng Kết Quả Chạy.docx
+++ b/Minh Chứng Kết Quả Chạy.docx
@@ -52,6 +52,7 @@
         <w:rPr>
           <w:b/>
           <w:bCs/>
+          <w:noProof/>
         </w:rPr>
         <w:drawing>
           <wp:inline distT="0" distB="0" distL="0" distR="0" wp14:anchorId="4AE814EE" wp14:editId="2A25E482">
@@ -123,6 +124,7 @@
         <w:rPr>
           <w:b/>
           <w:bCs/>
+          <w:noProof/>
         </w:rPr>
         <w:drawing>
           <wp:inline distT="0" distB="0" distL="0" distR="0" wp14:anchorId="62605E40" wp14:editId="3C141ED0">
@@ -172,6 +174,7 @@
         <w:rPr>
           <w:b/>
           <w:bCs/>
+          <w:noProof/>
         </w:rPr>
         <w:lastRenderedPageBreak/>
         <w:drawing>
@@ -291,6 +294,7 @@
         <w:rPr>
           <w:b/>
           <w:bCs/>
+          <w:noProof/>
         </w:rPr>
         <w:drawing>
           <wp:inline distT="0" distB="0" distL="0" distR="0" wp14:anchorId="12C63AA9" wp14:editId="4126A059">
@@ -371,6 +375,7 @@
         <w:rPr>
           <w:b/>
           <w:bCs/>
+          <w:noProof/>
         </w:rPr>
         <w:drawing>
           <wp:inline distT="0" distB="0" distL="0" distR="0" wp14:anchorId="4A0BE935" wp14:editId="62368EFA">
@@ -412,6 +417,7 @@
         <w:rPr>
           <w:b/>
           <w:bCs/>
+          <w:noProof/>
         </w:rPr>
         <w:drawing>
           <wp:inline distT="0" distB="0" distL="0" distR="0" wp14:anchorId="68216E2A" wp14:editId="739B769B">
@@ -457,6 +463,254 @@
           <w:bCs/>
         </w:rPr>
       </w:pPr>
+    </w:p>
+    <w:p>
+      <w:pPr>
+        <w:rPr>
+          <w:b/>
+          <w:bCs/>
+        </w:rPr>
+      </w:pPr>
+    </w:p>
+    <w:p>
+      <w:pPr>
+        <w:rPr>
+          <w:b/>
+          <w:bCs/>
+        </w:rPr>
+      </w:pPr>
+    </w:p>
+    <w:p>
+      <w:pPr>
+        <w:pStyle w:val="Heading1"/>
+        <w:rPr>
+          <w:rFonts w:ascii="Times New Roman" w:hAnsi="Times New Roman" w:cs="Times New Roman"/>
+          <w:b/>
+          <w:bCs/>
+        </w:rPr>
+      </w:pPr>
+      <w:r>
+        <w:rPr>
+          <w:rFonts w:ascii="Times New Roman" w:hAnsi="Times New Roman" w:cs="Times New Roman"/>
+          <w:b/>
+          <w:bCs/>
+          <w:color w:val="000000" w:themeColor="text1"/>
+          <w:sz w:val="32"/>
+          <w:szCs w:val="32"/>
+        </w:rPr>
+        <w:lastRenderedPageBreak/>
+        <w:t xml:space="preserve">Bài </w:t>
+      </w:r>
+      <w:r>
+        <w:rPr>
+          <w:rFonts w:ascii="Times New Roman" w:hAnsi="Times New Roman" w:cs="Times New Roman"/>
+          <w:b/>
+          <w:bCs/>
+          <w:color w:val="000000" w:themeColor="text1"/>
+          <w:sz w:val="32"/>
+          <w:szCs w:val="32"/>
+        </w:rPr>
+        <w:t>3</w:t>
+      </w:r>
+      <w:r>
+        <w:rPr>
+          <w:rFonts w:ascii="Times New Roman" w:hAnsi="Times New Roman" w:cs="Times New Roman"/>
+          <w:b/>
+          <w:bCs/>
+          <w:color w:val="000000" w:themeColor="text1"/>
+          <w:sz w:val="32"/>
+          <w:szCs w:val="32"/>
+        </w:rPr>
+        <w:t xml:space="preserve">. </w:t>
+      </w:r>
+    </w:p>
+    <w:p>
+      <w:pPr>
+        <w:rPr>
+          <w:b/>
+          <w:bCs/>
+        </w:rPr>
+      </w:pPr>
+      <w:r>
+        <w:t xml:space="preserve">- </w:t>
+      </w:r>
+      <w:r>
+        <w:rPr>
+          <w:b/>
+          <w:bCs/>
+        </w:rPr>
+        <w:t>Build Docker image</w:t>
+      </w:r>
+    </w:p>
+    <w:p>
+      <w:pPr>
+        <w:rPr>
+          <w:b/>
+          <w:bCs/>
+        </w:rPr>
+      </w:pPr>
+      <w:r>
+        <w:rPr>
+          <w:b/>
+          <w:bCs/>
+        </w:rPr>
+        <w:drawing>
+          <wp:inline distT="0" distB="0" distL="0" distR="0" wp14:anchorId="1DE61719" wp14:editId="4AA8E344">
+            <wp:extent cx="5943600" cy="3342005"/>
+            <wp:effectExtent l="0" t="0" r="0" b="0"/>
+            <wp:docPr id="958978332" name="Picture 1"/>
+            <wp:cNvGraphicFramePr>
+              <a:graphicFrameLocks xmlns:a="http://schemas.openxmlformats.org/drawingml/2006/main" noChangeAspect="1"/>
+            </wp:cNvGraphicFramePr>
+            <a:graphic xmlns:a="http://schemas.openxmlformats.org/drawingml/2006/main">
+              <a:graphicData uri="http://schemas.openxmlformats.org/drawingml/2006/picture">
+                <pic:pic xmlns:pic="http://schemas.openxmlformats.org/drawingml/2006/picture">
+                  <pic:nvPicPr>
+                    <pic:cNvPr id="958978332" name=""/>
+                    <pic:cNvPicPr/>
+                  </pic:nvPicPr>
+                  <pic:blipFill>
+                    <a:blip r:embed="rId11"/>
+                    <a:stretch>
+                      <a:fillRect/>
+                    </a:stretch>
+                  </pic:blipFill>
+                  <pic:spPr>
+                    <a:xfrm>
+                      <a:off x="0" y="0"/>
+                      <a:ext cx="5943600" cy="3342005"/>
+                    </a:xfrm>
+                    <a:prstGeom prst="rect">
+                      <a:avLst/>
+                    </a:prstGeom>
+                  </pic:spPr>
+                </pic:pic>
+              </a:graphicData>
+            </a:graphic>
+          </wp:inline>
+        </w:drawing>
+      </w:r>
+    </w:p>
+    <w:p>
+      <w:pPr>
+        <w:rPr>
+          <w:b/>
+          <w:bCs/>
+        </w:rPr>
+      </w:pPr>
+      <w:r>
+        <w:rPr>
+          <w:b/>
+          <w:bCs/>
+        </w:rPr>
+        <w:t xml:space="preserve">- </w:t>
+      </w:r>
+      <w:r>
+        <w:rPr>
+          <w:b/>
+          <w:bCs/>
+        </w:rPr>
+        <w:t>Chạy container từ image vừa build</w:t>
+      </w:r>
+    </w:p>
+    <w:p>
+      <w:pPr>
+        <w:rPr>
+          <w:b/>
+          <w:bCs/>
+        </w:rPr>
+      </w:pPr>
+      <w:r>
+        <w:rPr>
+          <w:b/>
+          <w:bCs/>
+        </w:rPr>
+        <w:drawing>
+          <wp:inline distT="0" distB="0" distL="0" distR="0" wp14:anchorId="73EA13CB" wp14:editId="03D93FA7">
+            <wp:extent cx="5943600" cy="3342005"/>
+            <wp:effectExtent l="0" t="0" r="0" b="0"/>
+            <wp:docPr id="540299981" name="Picture 1"/>
+            <wp:cNvGraphicFramePr>
+              <a:graphicFrameLocks xmlns:a="http://schemas.openxmlformats.org/drawingml/2006/main" noChangeAspect="1"/>
+            </wp:cNvGraphicFramePr>
+            <a:graphic xmlns:a="http://schemas.openxmlformats.org/drawingml/2006/main">
+              <a:graphicData uri="http://schemas.openxmlformats.org/drawingml/2006/picture">
+                <pic:pic xmlns:pic="http://schemas.openxmlformats.org/drawingml/2006/picture">
+                  <pic:nvPicPr>
+                    <pic:cNvPr id="540299981" name=""/>
+                    <pic:cNvPicPr/>
+                  </pic:nvPicPr>
+                  <pic:blipFill>
+                    <a:blip r:embed="rId12"/>
+                    <a:stretch>
+                      <a:fillRect/>
+                    </a:stretch>
+                  </pic:blipFill>
+                  <pic:spPr>
+                    <a:xfrm>
+                      <a:off x="0" y="0"/>
+                      <a:ext cx="5943600" cy="3342005"/>
+                    </a:xfrm>
+                    <a:prstGeom prst="rect">
+                      <a:avLst/>
+                    </a:prstGeom>
+                  </pic:spPr>
+                </pic:pic>
+              </a:graphicData>
+            </a:graphic>
+          </wp:inline>
+        </w:drawing>
+      </w:r>
+    </w:p>
+    <w:p>
+      <w:pPr>
+        <w:rPr>
+          <w:b/>
+          <w:bCs/>
+        </w:rPr>
+      </w:pPr>
+      <w:r>
+        <w:rPr>
+          <w:b/>
+          <w:bCs/>
+        </w:rPr>
+        <w:lastRenderedPageBreak/>
+        <w:drawing>
+          <wp:inline distT="0" distB="0" distL="0" distR="0" wp14:anchorId="301BE158" wp14:editId="66E511FB">
+            <wp:extent cx="5943600" cy="3342005"/>
+            <wp:effectExtent l="0" t="0" r="0" b="0"/>
+            <wp:docPr id="559324974" name="Picture 1"/>
+            <wp:cNvGraphicFramePr>
+              <a:graphicFrameLocks xmlns:a="http://schemas.openxmlformats.org/drawingml/2006/main" noChangeAspect="1"/>
+            </wp:cNvGraphicFramePr>
+            <a:graphic xmlns:a="http://schemas.openxmlformats.org/drawingml/2006/main">
+              <a:graphicData uri="http://schemas.openxmlformats.org/drawingml/2006/picture">
+                <pic:pic xmlns:pic="http://schemas.openxmlformats.org/drawingml/2006/picture">
+                  <pic:nvPicPr>
+                    <pic:cNvPr id="559324974" name=""/>
+                    <pic:cNvPicPr/>
+                  </pic:nvPicPr>
+                  <pic:blipFill>
+                    <a:blip r:embed="rId13"/>
+                    <a:stretch>
+                      <a:fillRect/>
+                    </a:stretch>
+                  </pic:blipFill>
+                  <pic:spPr>
+                    <a:xfrm>
+                      <a:off x="0" y="0"/>
+                      <a:ext cx="5943600" cy="3342005"/>
+                    </a:xfrm>
+                    <a:prstGeom prst="rect">
+                      <a:avLst/>
+                    </a:prstGeom>
+                  </pic:spPr>
+                </pic:pic>
+              </a:graphicData>
+            </a:graphic>
+          </wp:inline>
+        </w:drawing>
+      </w:r>
     </w:p>
     <w:sectPr>
       <w:pgSz w:w="12240" w:h="15840"/>
@@ -868,7 +1122,7 @@
   <w:style w:type="paragraph" w:default="1" w:styleId="Normal">
     <w:name w:val="Normal"/>
     <w:qFormat/>
-    <w:rsid w:val="00D7725F"/>
+    <w:rsid w:val="00402687"/>
   </w:style>
   <w:style w:type="paragraph" w:styleId="Heading1">
     <w:name w:val="heading 1"/>
@@ -1072,6 +1326,7 @@
   <w:style w:type="character" w:default="1" w:styleId="DefaultParagraphFont">
     <w:name w:val="Default Paragraph Font"/>
     <w:uiPriority w:val="1"/>
+    <w:semiHidden/>
     <w:unhideWhenUsed/>
   </w:style>
   <w:style w:type="table" w:default="1" w:styleId="TableNormal">

--- a/Minh Chứng Kết Quả Chạy.docx
+++ b/Minh Chứng Kết Quả Chạy.docx
@@ -692,6 +692,251 @@
                   </pic:nvPicPr>
                   <pic:blipFill>
                     <a:blip r:embed="rId13"/>
+                    <a:stretch>
+                      <a:fillRect/>
+                    </a:stretch>
+                  </pic:blipFill>
+                  <pic:spPr>
+                    <a:xfrm>
+                      <a:off x="0" y="0"/>
+                      <a:ext cx="5943600" cy="3342005"/>
+                    </a:xfrm>
+                    <a:prstGeom prst="rect">
+                      <a:avLst/>
+                    </a:prstGeom>
+                  </pic:spPr>
+                </pic:pic>
+              </a:graphicData>
+            </a:graphic>
+          </wp:inline>
+        </w:drawing>
+      </w:r>
+    </w:p>
+    <w:p>
+      <w:pPr>
+        <w:pStyle w:val="Heading1"/>
+        <w:rPr>
+          <w:rFonts w:ascii="Times New Roman" w:hAnsi="Times New Roman" w:cs="Times New Roman"/>
+          <w:b/>
+          <w:bCs/>
+        </w:rPr>
+      </w:pPr>
+      <w:r>
+        <w:rPr>
+          <w:rFonts w:ascii="Times New Roman" w:hAnsi="Times New Roman" w:cs="Times New Roman"/>
+          <w:b/>
+          <w:bCs/>
+          <w:color w:val="000000" w:themeColor="text1"/>
+          <w:sz w:val="32"/>
+          <w:szCs w:val="32"/>
+        </w:rPr>
+        <w:t xml:space="preserve">Bài </w:t>
+      </w:r>
+      <w:r>
+        <w:rPr>
+          <w:rFonts w:ascii="Times New Roman" w:hAnsi="Times New Roman" w:cs="Times New Roman"/>
+          <w:b/>
+          <w:bCs/>
+          <w:color w:val="000000" w:themeColor="text1"/>
+          <w:sz w:val="32"/>
+          <w:szCs w:val="32"/>
+        </w:rPr>
+        <w:t>4</w:t>
+      </w:r>
+      <w:r>
+        <w:rPr>
+          <w:rFonts w:ascii="Times New Roman" w:hAnsi="Times New Roman" w:cs="Times New Roman"/>
+          <w:b/>
+          <w:bCs/>
+          <w:color w:val="000000" w:themeColor="text1"/>
+          <w:sz w:val="32"/>
+          <w:szCs w:val="32"/>
+        </w:rPr>
+        <w:t xml:space="preserve">. </w:t>
+      </w:r>
+    </w:p>
+    <w:p>
+      <w:pPr>
+        <w:rPr>
+          <w:b/>
+          <w:bCs/>
+        </w:rPr>
+      </w:pPr>
+      <w:r>
+        <w:t xml:space="preserve">- </w:t>
+      </w:r>
+      <w:r>
+        <w:rPr>
+          <w:b/>
+          <w:bCs/>
+        </w:rPr>
+        <w:t>Build Docker image</w:t>
+      </w:r>
+    </w:p>
+    <w:p>
+      <w:pPr>
+        <w:rPr>
+          <w:b/>
+          <w:bCs/>
+        </w:rPr>
+      </w:pPr>
+      <w:r>
+        <w:rPr>
+          <w:b/>
+          <w:bCs/>
+        </w:rPr>
+        <w:drawing>
+          <wp:inline distT="0" distB="0" distL="0" distR="0" wp14:anchorId="0598C3BE" wp14:editId="16A81763">
+            <wp:extent cx="5943600" cy="3342005"/>
+            <wp:effectExtent l="0" t="0" r="0" b="0"/>
+            <wp:docPr id="662832150" name="Picture 1"/>
+            <wp:cNvGraphicFramePr>
+              <a:graphicFrameLocks xmlns:a="http://schemas.openxmlformats.org/drawingml/2006/main" noChangeAspect="1"/>
+            </wp:cNvGraphicFramePr>
+            <a:graphic xmlns:a="http://schemas.openxmlformats.org/drawingml/2006/main">
+              <a:graphicData uri="http://schemas.openxmlformats.org/drawingml/2006/picture">
+                <pic:pic xmlns:pic="http://schemas.openxmlformats.org/drawingml/2006/picture">
+                  <pic:nvPicPr>
+                    <pic:cNvPr id="662832150" name=""/>
+                    <pic:cNvPicPr/>
+                  </pic:nvPicPr>
+                  <pic:blipFill>
+                    <a:blip r:embed="rId14"/>
+                    <a:stretch>
+                      <a:fillRect/>
+                    </a:stretch>
+                  </pic:blipFill>
+                  <pic:spPr>
+                    <a:xfrm>
+                      <a:off x="0" y="0"/>
+                      <a:ext cx="5943600" cy="3342005"/>
+                    </a:xfrm>
+                    <a:prstGeom prst="rect">
+                      <a:avLst/>
+                    </a:prstGeom>
+                  </pic:spPr>
+                </pic:pic>
+              </a:graphicData>
+            </a:graphic>
+          </wp:inline>
+        </w:drawing>
+      </w:r>
+    </w:p>
+    <w:p>
+      <w:pPr>
+        <w:rPr>
+          <w:b/>
+          <w:bCs/>
+        </w:rPr>
+      </w:pPr>
+      <w:r>
+        <w:rPr>
+          <w:b/>
+          <w:bCs/>
+        </w:rPr>
+        <w:br w:type="page"/>
+      </w:r>
+    </w:p>
+    <w:p>
+      <w:pPr>
+        <w:rPr>
+          <w:b/>
+          <w:bCs/>
+        </w:rPr>
+      </w:pPr>
+      <w:r>
+        <w:rPr>
+          <w:b/>
+          <w:bCs/>
+        </w:rPr>
+        <w:lastRenderedPageBreak/>
+        <w:t xml:space="preserve">- </w:t>
+      </w:r>
+      <w:r>
+        <w:rPr>
+          <w:b/>
+          <w:bCs/>
+        </w:rPr>
+        <w:t>Chạy container từ image vừa build</w:t>
+      </w:r>
+    </w:p>
+    <w:p>
+      <w:pPr>
+        <w:rPr>
+          <w:b/>
+          <w:bCs/>
+        </w:rPr>
+      </w:pPr>
+      <w:r>
+        <w:rPr>
+          <w:b/>
+          <w:bCs/>
+        </w:rPr>
+        <w:drawing>
+          <wp:inline distT="0" distB="0" distL="0" distR="0" wp14:anchorId="1AD2460F" wp14:editId="5B645A81">
+            <wp:extent cx="5943600" cy="3342005"/>
+            <wp:effectExtent l="0" t="0" r="0" b="0"/>
+            <wp:docPr id="1204012246" name="Picture 1"/>
+            <wp:cNvGraphicFramePr>
+              <a:graphicFrameLocks xmlns:a="http://schemas.openxmlformats.org/drawingml/2006/main" noChangeAspect="1"/>
+            </wp:cNvGraphicFramePr>
+            <a:graphic xmlns:a="http://schemas.openxmlformats.org/drawingml/2006/main">
+              <a:graphicData uri="http://schemas.openxmlformats.org/drawingml/2006/picture">
+                <pic:pic xmlns:pic="http://schemas.openxmlformats.org/drawingml/2006/picture">
+                  <pic:nvPicPr>
+                    <pic:cNvPr id="1204012246" name=""/>
+                    <pic:cNvPicPr/>
+                  </pic:nvPicPr>
+                  <pic:blipFill>
+                    <a:blip r:embed="rId15"/>
+                    <a:stretch>
+                      <a:fillRect/>
+                    </a:stretch>
+                  </pic:blipFill>
+                  <pic:spPr>
+                    <a:xfrm>
+                      <a:off x="0" y="0"/>
+                      <a:ext cx="5943600" cy="3342005"/>
+                    </a:xfrm>
+                    <a:prstGeom prst="rect">
+                      <a:avLst/>
+                    </a:prstGeom>
+                  </pic:spPr>
+                </pic:pic>
+              </a:graphicData>
+            </a:graphic>
+          </wp:inline>
+        </w:drawing>
+      </w:r>
+    </w:p>
+    <w:p>
+      <w:pPr>
+        <w:rPr>
+          <w:b/>
+          <w:bCs/>
+        </w:rPr>
+      </w:pPr>
+      <w:r>
+        <w:rPr>
+          <w:noProof/>
+        </w:rPr>
+        <w:drawing>
+          <wp:inline distT="0" distB="0" distL="0" distR="0" wp14:anchorId="59137872" wp14:editId="3E6ADFF2">
+            <wp:extent cx="5943600" cy="3342005"/>
+            <wp:effectExtent l="0" t="0" r="0" b="0"/>
+            <wp:docPr id="1019935154" name="Picture 1"/>
+            <wp:cNvGraphicFramePr>
+              <a:graphicFrameLocks xmlns:a="http://schemas.openxmlformats.org/drawingml/2006/main" noChangeAspect="1"/>
+            </wp:cNvGraphicFramePr>
+            <a:graphic xmlns:a="http://schemas.openxmlformats.org/drawingml/2006/main">
+              <a:graphicData uri="http://schemas.openxmlformats.org/drawingml/2006/picture">
+                <pic:pic xmlns:pic="http://schemas.openxmlformats.org/drawingml/2006/picture">
+                  <pic:nvPicPr>
+                    <pic:cNvPr id="1019935154" name=""/>
+                    <pic:cNvPicPr/>
+                  </pic:nvPicPr>
+                  <pic:blipFill>
+                    <a:blip r:embed="rId16"/>
                     <a:stretch>
                       <a:fillRect/>
                     </a:stretch>
@@ -1122,7 +1367,7 @@
   <w:style w:type="paragraph" w:default="1" w:styleId="Normal">
     <w:name w:val="Normal"/>
     <w:qFormat/>
-    <w:rsid w:val="00402687"/>
+    <w:rsid w:val="008339DA"/>
   </w:style>
   <w:style w:type="paragraph" w:styleId="Heading1">
     <w:name w:val="heading 1"/>

--- a/Minh Chứng Kết Quả Chạy.docx
+++ b/Minh Chứng Kết Quả Chạy.docx
@@ -956,6 +956,351 @@
           </wp:inline>
         </w:drawing>
       </w:r>
+      <w:r>
+        <w:rPr>
+          <w:b/>
+          <w:bCs/>
+        </w:rPr>
+        <w:br/>
+      </w:r>
+    </w:p>
+    <w:p>
+      <w:pPr>
+        <w:rPr>
+          <w:b/>
+          <w:bCs/>
+        </w:rPr>
+      </w:pPr>
+    </w:p>
+    <w:p>
+      <w:pPr>
+        <w:rPr>
+          <w:b/>
+          <w:bCs/>
+        </w:rPr>
+      </w:pPr>
+    </w:p>
+    <w:p>
+      <w:pPr>
+        <w:pStyle w:val="Heading1"/>
+        <w:rPr>
+          <w:rFonts w:ascii="Times New Roman" w:hAnsi="Times New Roman" w:cs="Times New Roman"/>
+          <w:b/>
+          <w:bCs/>
+        </w:rPr>
+      </w:pPr>
+      <w:r>
+        <w:rPr>
+          <w:rFonts w:ascii="Times New Roman" w:hAnsi="Times New Roman" w:cs="Times New Roman"/>
+          <w:b/>
+          <w:bCs/>
+          <w:color w:val="000000" w:themeColor="text1"/>
+          <w:sz w:val="32"/>
+          <w:szCs w:val="32"/>
+        </w:rPr>
+        <w:lastRenderedPageBreak/>
+        <w:t xml:space="preserve">Bài </w:t>
+      </w:r>
+      <w:r>
+        <w:rPr>
+          <w:rFonts w:ascii="Times New Roman" w:hAnsi="Times New Roman" w:cs="Times New Roman"/>
+          <w:b/>
+          <w:bCs/>
+          <w:color w:val="000000" w:themeColor="text1"/>
+          <w:sz w:val="32"/>
+          <w:szCs w:val="32"/>
+        </w:rPr>
+        <w:t>5</w:t>
+      </w:r>
+      <w:r>
+        <w:rPr>
+          <w:rFonts w:ascii="Times New Roman" w:hAnsi="Times New Roman" w:cs="Times New Roman"/>
+          <w:b/>
+          <w:bCs/>
+          <w:color w:val="000000" w:themeColor="text1"/>
+          <w:sz w:val="32"/>
+          <w:szCs w:val="32"/>
+        </w:rPr>
+        <w:t xml:space="preserve">. </w:t>
+      </w:r>
+    </w:p>
+    <w:p>
+      <w:pPr>
+        <w:rPr>
+          <w:b/>
+          <w:bCs/>
+        </w:rPr>
+      </w:pPr>
+      <w:r>
+        <w:t xml:space="preserve">- </w:t>
+      </w:r>
+      <w:r>
+        <w:rPr>
+          <w:b/>
+          <w:bCs/>
+        </w:rPr>
+        <w:t>Build Docker image</w:t>
+      </w:r>
+    </w:p>
+    <w:p>
+      <w:pPr>
+        <w:rPr>
+          <w:b/>
+          <w:bCs/>
+        </w:rPr>
+      </w:pPr>
+      <w:r>
+        <w:rPr>
+          <w:noProof/>
+        </w:rPr>
+        <w:drawing>
+          <wp:inline distT="0" distB="0" distL="0" distR="0" wp14:anchorId="16684C1A" wp14:editId="6EC452A5">
+            <wp:extent cx="5943600" cy="3342005"/>
+            <wp:effectExtent l="0" t="0" r="0" b="0"/>
+            <wp:docPr id="659365420" name="Picture 1"/>
+            <wp:cNvGraphicFramePr>
+              <a:graphicFrameLocks xmlns:a="http://schemas.openxmlformats.org/drawingml/2006/main" noChangeAspect="1"/>
+            </wp:cNvGraphicFramePr>
+            <a:graphic xmlns:a="http://schemas.openxmlformats.org/drawingml/2006/main">
+              <a:graphicData uri="http://schemas.openxmlformats.org/drawingml/2006/picture">
+                <pic:pic xmlns:pic="http://schemas.openxmlformats.org/drawingml/2006/picture">
+                  <pic:nvPicPr>
+                    <pic:cNvPr id="659365420" name=""/>
+                    <pic:cNvPicPr/>
+                  </pic:nvPicPr>
+                  <pic:blipFill>
+                    <a:blip r:embed="rId17"/>
+                    <a:stretch>
+                      <a:fillRect/>
+                    </a:stretch>
+                  </pic:blipFill>
+                  <pic:spPr>
+                    <a:xfrm>
+                      <a:off x="0" y="0"/>
+                      <a:ext cx="5943600" cy="3342005"/>
+                    </a:xfrm>
+                    <a:prstGeom prst="rect">
+                      <a:avLst/>
+                    </a:prstGeom>
+                  </pic:spPr>
+                </pic:pic>
+              </a:graphicData>
+            </a:graphic>
+          </wp:inline>
+        </w:drawing>
+      </w:r>
+    </w:p>
+    <w:p>
+      <w:pPr>
+        <w:rPr>
+          <w:b/>
+          <w:bCs/>
+        </w:rPr>
+      </w:pPr>
+      <w:r>
+        <w:rPr>
+          <w:b/>
+          <w:bCs/>
+        </w:rPr>
+        <w:t xml:space="preserve">- </w:t>
+      </w:r>
+      <w:r>
+        <w:rPr>
+          <w:b/>
+          <w:bCs/>
+        </w:rPr>
+        <w:t>Chạy container từ image vừa build</w:t>
+      </w:r>
+    </w:p>
+    <w:p>
+      <w:pPr>
+        <w:rPr>
+          <w:b/>
+          <w:bCs/>
+        </w:rPr>
+      </w:pPr>
+      <w:r>
+        <w:rPr>
+          <w:b/>
+          <w:bCs/>
+        </w:rPr>
+        <w:drawing>
+          <wp:inline distT="0" distB="0" distL="0" distR="0" wp14:anchorId="16E785A8" wp14:editId="78F5E0AD">
+            <wp:extent cx="5943600" cy="3342005"/>
+            <wp:effectExtent l="0" t="0" r="0" b="0"/>
+            <wp:docPr id="727412329" name="Picture 1"/>
+            <wp:cNvGraphicFramePr>
+              <a:graphicFrameLocks xmlns:a="http://schemas.openxmlformats.org/drawingml/2006/main" noChangeAspect="1"/>
+            </wp:cNvGraphicFramePr>
+            <a:graphic xmlns:a="http://schemas.openxmlformats.org/drawingml/2006/main">
+              <a:graphicData uri="http://schemas.openxmlformats.org/drawingml/2006/picture">
+                <pic:pic xmlns:pic="http://schemas.openxmlformats.org/drawingml/2006/picture">
+                  <pic:nvPicPr>
+                    <pic:cNvPr id="727412329" name=""/>
+                    <pic:cNvPicPr/>
+                  </pic:nvPicPr>
+                  <pic:blipFill>
+                    <a:blip r:embed="rId18"/>
+                    <a:stretch>
+                      <a:fillRect/>
+                    </a:stretch>
+                  </pic:blipFill>
+                  <pic:spPr>
+                    <a:xfrm>
+                      <a:off x="0" y="0"/>
+                      <a:ext cx="5943600" cy="3342005"/>
+                    </a:xfrm>
+                    <a:prstGeom prst="rect">
+                      <a:avLst/>
+                    </a:prstGeom>
+                  </pic:spPr>
+                </pic:pic>
+              </a:graphicData>
+            </a:graphic>
+          </wp:inline>
+        </w:drawing>
+      </w:r>
+    </w:p>
+    <w:p>
+      <w:pPr>
+        <w:rPr>
+          <w:b/>
+          <w:bCs/>
+        </w:rPr>
+      </w:pPr>
+      <w:r>
+        <w:rPr>
+          <w:b/>
+          <w:bCs/>
+        </w:rPr>
+        <w:lastRenderedPageBreak/>
+        <w:drawing>
+          <wp:inline distT="0" distB="0" distL="0" distR="0" wp14:anchorId="5E60F0E3" wp14:editId="01C8BD57">
+            <wp:extent cx="5943600" cy="3342005"/>
+            <wp:effectExtent l="0" t="0" r="0" b="0"/>
+            <wp:docPr id="723766340" name="Picture 1"/>
+            <wp:cNvGraphicFramePr>
+              <a:graphicFrameLocks xmlns:a="http://schemas.openxmlformats.org/drawingml/2006/main" noChangeAspect="1"/>
+            </wp:cNvGraphicFramePr>
+            <a:graphic xmlns:a="http://schemas.openxmlformats.org/drawingml/2006/main">
+              <a:graphicData uri="http://schemas.openxmlformats.org/drawingml/2006/picture">
+                <pic:pic xmlns:pic="http://schemas.openxmlformats.org/drawingml/2006/picture">
+                  <pic:nvPicPr>
+                    <pic:cNvPr id="723766340" name=""/>
+                    <pic:cNvPicPr/>
+                  </pic:nvPicPr>
+                  <pic:blipFill>
+                    <a:blip r:embed="rId19"/>
+                    <a:stretch>
+                      <a:fillRect/>
+                    </a:stretch>
+                  </pic:blipFill>
+                  <pic:spPr>
+                    <a:xfrm>
+                      <a:off x="0" y="0"/>
+                      <a:ext cx="5943600" cy="3342005"/>
+                    </a:xfrm>
+                    <a:prstGeom prst="rect">
+                      <a:avLst/>
+                    </a:prstGeom>
+                  </pic:spPr>
+                </pic:pic>
+              </a:graphicData>
+            </a:graphic>
+          </wp:inline>
+        </w:drawing>
+      </w:r>
+    </w:p>
+    <w:p>
+      <w:pPr>
+        <w:pStyle w:val="Heading1"/>
+        <w:rPr>
+          <w:rFonts w:ascii="Times New Roman" w:hAnsi="Times New Roman" w:cs="Times New Roman"/>
+          <w:b/>
+          <w:bCs/>
+        </w:rPr>
+      </w:pPr>
+      <w:r>
+        <w:rPr>
+          <w:rFonts w:ascii="Times New Roman" w:hAnsi="Times New Roman" w:cs="Times New Roman"/>
+          <w:b/>
+          <w:bCs/>
+          <w:color w:val="000000" w:themeColor="text1"/>
+          <w:sz w:val="32"/>
+          <w:szCs w:val="32"/>
+        </w:rPr>
+        <w:t xml:space="preserve">Bài </w:t>
+      </w:r>
+      <w:r>
+        <w:rPr>
+          <w:rFonts w:ascii="Times New Roman" w:hAnsi="Times New Roman" w:cs="Times New Roman"/>
+          <w:b/>
+          <w:bCs/>
+          <w:color w:val="000000" w:themeColor="text1"/>
+          <w:sz w:val="32"/>
+          <w:szCs w:val="32"/>
+        </w:rPr>
+        <w:t>6</w:t>
+      </w:r>
+      <w:r>
+        <w:rPr>
+          <w:rFonts w:ascii="Times New Roman" w:hAnsi="Times New Roman" w:cs="Times New Roman"/>
+          <w:b/>
+          <w:bCs/>
+          <w:color w:val="000000" w:themeColor="text1"/>
+          <w:sz w:val="32"/>
+          <w:szCs w:val="32"/>
+        </w:rPr>
+        <w:t xml:space="preserve">. </w:t>
+      </w:r>
+    </w:p>
+    <w:p>
+      <w:pPr>
+        <w:rPr>
+          <w:b/>
+          <w:bCs/>
+        </w:rPr>
+      </w:pPr>
+      <w:r>
+        <w:t xml:space="preserve">- </w:t>
+      </w:r>
+      <w:r>
+        <w:rPr>
+          <w:b/>
+          <w:bCs/>
+        </w:rPr>
+        <w:t>Build Docker image</w:t>
+      </w:r>
+    </w:p>
+    <w:p>
+      <w:pPr>
+        <w:rPr>
+          <w:b/>
+          <w:bCs/>
+        </w:rPr>
+      </w:pPr>
+      <w:r>
+        <w:rPr>
+          <w:b/>
+          <w:bCs/>
+        </w:rPr>
+        <w:t xml:space="preserve">- </w:t>
+      </w:r>
+      <w:r>
+        <w:rPr>
+          <w:b/>
+          <w:bCs/>
+        </w:rPr>
+        <w:t>Chạy container từ image vừa build</w:t>
+      </w:r>
+    </w:p>
+    <w:p>
+      <w:pPr>
+        <w:rPr>
+          <w:b/>
+          <w:bCs/>
+        </w:rPr>
+      </w:pPr>
     </w:p>
     <w:sectPr>
       <w:pgSz w:w="12240" w:h="15840"/>
@@ -1367,7 +1712,7 @@
   <w:style w:type="paragraph" w:default="1" w:styleId="Normal">
     <w:name w:val="Normal"/>
     <w:qFormat/>
-    <w:rsid w:val="008339DA"/>
+    <w:rsid w:val="004D53A6"/>
   </w:style>
   <w:style w:type="paragraph" w:styleId="Heading1">
     <w:name w:val="heading 1"/>

--- a/Minh Chứng Kết Quả Chạy.docx
+++ b/Minh Chứng Kết Quả Chạy.docx
@@ -1284,6 +1284,72 @@
           <w:b/>
           <w:bCs/>
         </w:rPr>
+        <w:drawing>
+          <wp:inline distT="0" distB="0" distL="0" distR="0" wp14:anchorId="64421E91" wp14:editId="5049D3E7">
+            <wp:extent cx="5943600" cy="3342005"/>
+            <wp:effectExtent l="0" t="0" r="0" b="0"/>
+            <wp:docPr id="2040265779" name="Picture 1"/>
+            <wp:cNvGraphicFramePr>
+              <a:graphicFrameLocks xmlns:a="http://schemas.openxmlformats.org/drawingml/2006/main" noChangeAspect="1"/>
+            </wp:cNvGraphicFramePr>
+            <a:graphic xmlns:a="http://schemas.openxmlformats.org/drawingml/2006/main">
+              <a:graphicData uri="http://schemas.openxmlformats.org/drawingml/2006/picture">
+                <pic:pic xmlns:pic="http://schemas.openxmlformats.org/drawingml/2006/picture">
+                  <pic:nvPicPr>
+                    <pic:cNvPr id="2040265779" name=""/>
+                    <pic:cNvPicPr/>
+                  </pic:nvPicPr>
+                  <pic:blipFill>
+                    <a:blip r:embed="rId20"/>
+                    <a:stretch>
+                      <a:fillRect/>
+                    </a:stretch>
+                  </pic:blipFill>
+                  <pic:spPr>
+                    <a:xfrm>
+                      <a:off x="0" y="0"/>
+                      <a:ext cx="5943600" cy="3342005"/>
+                    </a:xfrm>
+                    <a:prstGeom prst="rect">
+                      <a:avLst/>
+                    </a:prstGeom>
+                  </pic:spPr>
+                </pic:pic>
+              </a:graphicData>
+            </a:graphic>
+          </wp:inline>
+        </w:drawing>
+      </w:r>
+    </w:p>
+    <w:p>
+      <w:pPr>
+        <w:rPr>
+          <w:b/>
+          <w:bCs/>
+        </w:rPr>
+      </w:pPr>
+    </w:p>
+    <w:p>
+      <w:pPr>
+        <w:rPr>
+          <w:b/>
+          <w:bCs/>
+        </w:rPr>
+      </w:pPr>
+    </w:p>
+    <w:p>
+      <w:pPr>
+        <w:rPr>
+          <w:b/>
+          <w:bCs/>
+        </w:rPr>
+      </w:pPr>
+      <w:r>
+        <w:rPr>
+          <w:b/>
+          <w:bCs/>
+        </w:rPr>
+        <w:lastRenderedPageBreak/>
         <w:t xml:space="preserve">- </w:t>
       </w:r>
       <w:r>
@@ -1301,6 +1367,96 @@
           <w:bCs/>
         </w:rPr>
       </w:pPr>
+      <w:r>
+        <w:rPr>
+          <w:b/>
+          <w:bCs/>
+        </w:rPr>
+        <w:drawing>
+          <wp:inline distT="0" distB="0" distL="0" distR="0" wp14:anchorId="4CD92ABC" wp14:editId="33027127">
+            <wp:extent cx="5943600" cy="3342005"/>
+            <wp:effectExtent l="0" t="0" r="0" b="0"/>
+            <wp:docPr id="1930809444" name="Picture 1"/>
+            <wp:cNvGraphicFramePr>
+              <a:graphicFrameLocks xmlns:a="http://schemas.openxmlformats.org/drawingml/2006/main" noChangeAspect="1"/>
+            </wp:cNvGraphicFramePr>
+            <a:graphic xmlns:a="http://schemas.openxmlformats.org/drawingml/2006/main">
+              <a:graphicData uri="http://schemas.openxmlformats.org/drawingml/2006/picture">
+                <pic:pic xmlns:pic="http://schemas.openxmlformats.org/drawingml/2006/picture">
+                  <pic:nvPicPr>
+                    <pic:cNvPr id="1930809444" name=""/>
+                    <pic:cNvPicPr/>
+                  </pic:nvPicPr>
+                  <pic:blipFill>
+                    <a:blip r:embed="rId21"/>
+                    <a:stretch>
+                      <a:fillRect/>
+                    </a:stretch>
+                  </pic:blipFill>
+                  <pic:spPr>
+                    <a:xfrm>
+                      <a:off x="0" y="0"/>
+                      <a:ext cx="5943600" cy="3342005"/>
+                    </a:xfrm>
+                    <a:prstGeom prst="rect">
+                      <a:avLst/>
+                    </a:prstGeom>
+                  </pic:spPr>
+                </pic:pic>
+              </a:graphicData>
+            </a:graphic>
+          </wp:inline>
+        </w:drawing>
+      </w:r>
+    </w:p>
+    <w:p>
+      <w:pPr>
+        <w:rPr>
+          <w:b/>
+          <w:bCs/>
+        </w:rPr>
+      </w:pPr>
+      <w:r>
+        <w:rPr>
+          <w:b/>
+          <w:bCs/>
+        </w:rPr>
+        <w:drawing>
+          <wp:inline distT="0" distB="0" distL="0" distR="0" wp14:anchorId="00D3A152" wp14:editId="2D457876">
+            <wp:extent cx="5943600" cy="3342005"/>
+            <wp:effectExtent l="0" t="0" r="0" b="0"/>
+            <wp:docPr id="399268081" name="Picture 1"/>
+            <wp:cNvGraphicFramePr>
+              <a:graphicFrameLocks xmlns:a="http://schemas.openxmlformats.org/drawingml/2006/main" noChangeAspect="1"/>
+            </wp:cNvGraphicFramePr>
+            <a:graphic xmlns:a="http://schemas.openxmlformats.org/drawingml/2006/main">
+              <a:graphicData uri="http://schemas.openxmlformats.org/drawingml/2006/picture">
+                <pic:pic xmlns:pic="http://schemas.openxmlformats.org/drawingml/2006/picture">
+                  <pic:nvPicPr>
+                    <pic:cNvPr id="399268081" name=""/>
+                    <pic:cNvPicPr/>
+                  </pic:nvPicPr>
+                  <pic:blipFill>
+                    <a:blip r:embed="rId22"/>
+                    <a:stretch>
+                      <a:fillRect/>
+                    </a:stretch>
+                  </pic:blipFill>
+                  <pic:spPr>
+                    <a:xfrm>
+                      <a:off x="0" y="0"/>
+                      <a:ext cx="5943600" cy="3342005"/>
+                    </a:xfrm>
+                    <a:prstGeom prst="rect">
+                      <a:avLst/>
+                    </a:prstGeom>
+                  </pic:spPr>
+                </pic:pic>
+              </a:graphicData>
+            </a:graphic>
+          </wp:inline>
+        </w:drawing>
+      </w:r>
     </w:p>
     <w:sectPr>
       <w:pgSz w:w="12240" w:h="15840"/>

--- a/Minh Chứng Kết Quả Chạy.docx
+++ b/Minh Chứng Kết Quả Chạy.docx
@@ -1438,6 +1438,211 @@
                   </pic:nvPicPr>
                   <pic:blipFill>
                     <a:blip r:embed="rId22"/>
+                    <a:stretch>
+                      <a:fillRect/>
+                    </a:stretch>
+                  </pic:blipFill>
+                  <pic:spPr>
+                    <a:xfrm>
+                      <a:off x="0" y="0"/>
+                      <a:ext cx="5943600" cy="3342005"/>
+                    </a:xfrm>
+                    <a:prstGeom prst="rect">
+                      <a:avLst/>
+                    </a:prstGeom>
+                  </pic:spPr>
+                </pic:pic>
+              </a:graphicData>
+            </a:graphic>
+          </wp:inline>
+        </w:drawing>
+      </w:r>
+    </w:p>
+    <w:p>
+      <w:pPr>
+        <w:rPr>
+          <w:b/>
+          <w:bCs/>
+        </w:rPr>
+      </w:pPr>
+    </w:p>
+    <w:p>
+      <w:pPr>
+        <w:rPr>
+          <w:b/>
+          <w:bCs/>
+        </w:rPr>
+      </w:pPr>
+    </w:p>
+    <w:p>
+      <w:pPr>
+        <w:rPr>
+          <w:b/>
+          <w:bCs/>
+        </w:rPr>
+      </w:pPr>
+    </w:p>
+    <w:p>
+      <w:pPr>
+        <w:pStyle w:val="Heading1"/>
+        <w:rPr>
+          <w:rFonts w:ascii="Times New Roman" w:hAnsi="Times New Roman" w:cs="Times New Roman"/>
+          <w:b/>
+          <w:bCs/>
+        </w:rPr>
+      </w:pPr>
+      <w:r>
+        <w:rPr>
+          <w:rFonts w:ascii="Times New Roman" w:hAnsi="Times New Roman" w:cs="Times New Roman"/>
+          <w:b/>
+          <w:bCs/>
+          <w:color w:val="000000" w:themeColor="text1"/>
+          <w:sz w:val="32"/>
+          <w:szCs w:val="32"/>
+        </w:rPr>
+        <w:lastRenderedPageBreak/>
+        <w:t xml:space="preserve">Bài </w:t>
+      </w:r>
+      <w:r>
+        <w:rPr>
+          <w:rFonts w:ascii="Times New Roman" w:hAnsi="Times New Roman" w:cs="Times New Roman"/>
+          <w:b/>
+          <w:bCs/>
+          <w:color w:val="000000" w:themeColor="text1"/>
+          <w:sz w:val="32"/>
+          <w:szCs w:val="32"/>
+        </w:rPr>
+        <w:t>7</w:t>
+      </w:r>
+      <w:r>
+        <w:rPr>
+          <w:rFonts w:ascii="Times New Roman" w:hAnsi="Times New Roman" w:cs="Times New Roman"/>
+          <w:b/>
+          <w:bCs/>
+          <w:color w:val="000000" w:themeColor="text1"/>
+          <w:sz w:val="32"/>
+          <w:szCs w:val="32"/>
+        </w:rPr>
+        <w:t xml:space="preserve">. </w:t>
+      </w:r>
+    </w:p>
+    <w:p>
+      <w:pPr>
+        <w:rPr>
+          <w:b/>
+          <w:bCs/>
+        </w:rPr>
+      </w:pPr>
+      <w:r>
+        <w:t xml:space="preserve">- </w:t>
+      </w:r>
+      <w:r>
+        <w:rPr>
+          <w:b/>
+          <w:bCs/>
+        </w:rPr>
+        <w:t>Build Docker image</w:t>
+      </w:r>
+    </w:p>
+    <w:p>
+      <w:pPr>
+        <w:rPr>
+          <w:b/>
+          <w:bCs/>
+        </w:rPr>
+      </w:pPr>
+      <w:r>
+        <w:rPr>
+          <w:noProof/>
+        </w:rPr>
+        <w:drawing>
+          <wp:inline distT="0" distB="0" distL="0" distR="0" wp14:anchorId="206A737E" wp14:editId="6DC30D74">
+            <wp:extent cx="5943600" cy="3343275"/>
+            <wp:effectExtent l="0" t="0" r="0" b="9525"/>
+            <wp:docPr id="378702712" name="Picture 1"/>
+            <wp:cNvGraphicFramePr>
+              <a:graphicFrameLocks xmlns:a="http://schemas.openxmlformats.org/drawingml/2006/main" noChangeAspect="1"/>
+            </wp:cNvGraphicFramePr>
+            <a:graphic xmlns:a="http://schemas.openxmlformats.org/drawingml/2006/main">
+              <a:graphicData uri="http://schemas.openxmlformats.org/drawingml/2006/picture">
+                <pic:pic xmlns:pic="http://schemas.openxmlformats.org/drawingml/2006/picture">
+                  <pic:nvPicPr>
+                    <pic:cNvPr id="378702712" name=""/>
+                    <pic:cNvPicPr/>
+                  </pic:nvPicPr>
+                  <pic:blipFill>
+                    <a:blip r:embed="rId23"/>
+                    <a:stretch>
+                      <a:fillRect/>
+                    </a:stretch>
+                  </pic:blipFill>
+                  <pic:spPr>
+                    <a:xfrm>
+                      <a:off x="0" y="0"/>
+                      <a:ext cx="5943600" cy="3343275"/>
+                    </a:xfrm>
+                    <a:prstGeom prst="rect">
+                      <a:avLst/>
+                    </a:prstGeom>
+                  </pic:spPr>
+                </pic:pic>
+              </a:graphicData>
+            </a:graphic>
+          </wp:inline>
+        </w:drawing>
+      </w:r>
+    </w:p>
+    <w:p>
+      <w:pPr>
+        <w:rPr>
+          <w:b/>
+          <w:bCs/>
+        </w:rPr>
+      </w:pPr>
+      <w:r>
+        <w:rPr>
+          <w:b/>
+          <w:bCs/>
+        </w:rPr>
+        <w:t xml:space="preserve">- </w:t>
+      </w:r>
+      <w:r>
+        <w:rPr>
+          <w:b/>
+          <w:bCs/>
+        </w:rPr>
+        <w:t>Chạy container từ image vừa build</w:t>
+      </w:r>
+    </w:p>
+    <w:p>
+      <w:pPr>
+        <w:rPr>
+          <w:b/>
+          <w:bCs/>
+        </w:rPr>
+      </w:pPr>
+      <w:r>
+        <w:rPr>
+          <w:b/>
+          <w:bCs/>
+        </w:rPr>
+        <w:drawing>
+          <wp:inline distT="0" distB="0" distL="0" distR="0" wp14:anchorId="6838ABD6" wp14:editId="71664F86">
+            <wp:extent cx="5943600" cy="3342005"/>
+            <wp:effectExtent l="0" t="0" r="0" b="0"/>
+            <wp:docPr id="1180560238" name="Picture 1"/>
+            <wp:cNvGraphicFramePr>
+              <a:graphicFrameLocks xmlns:a="http://schemas.openxmlformats.org/drawingml/2006/main" noChangeAspect="1"/>
+            </wp:cNvGraphicFramePr>
+            <a:graphic xmlns:a="http://schemas.openxmlformats.org/drawingml/2006/main">
+              <a:graphicData uri="http://schemas.openxmlformats.org/drawingml/2006/picture">
+                <pic:pic xmlns:pic="http://schemas.openxmlformats.org/drawingml/2006/picture">
+                  <pic:nvPicPr>
+                    <pic:cNvPr id="1180560238" name=""/>
+                    <pic:cNvPicPr/>
+                  </pic:nvPicPr>
+                  <pic:blipFill>
+                    <a:blip r:embed="rId24"/>
                     <a:stretch>
                       <a:fillRect/>
                     </a:stretch>
@@ -1868,7 +2073,7 @@
   <w:style w:type="paragraph" w:default="1" w:styleId="Normal">
     <w:name w:val="Normal"/>
     <w:qFormat/>
-    <w:rsid w:val="004D53A6"/>
+    <w:rsid w:val="00D072C8"/>
   </w:style>
   <w:style w:type="paragraph" w:styleId="Heading1">
     <w:name w:val="heading 1"/>

--- a/Minh Chứng Kết Quả Chạy.docx
+++ b/Minh Chứng Kết Quả Chạy.docx
@@ -1643,6 +1643,283 @@
                   </pic:nvPicPr>
                   <pic:blipFill>
                     <a:blip r:embed="rId24"/>
+                    <a:stretch>
+                      <a:fillRect/>
+                    </a:stretch>
+                  </pic:blipFill>
+                  <pic:spPr>
+                    <a:xfrm>
+                      <a:off x="0" y="0"/>
+                      <a:ext cx="5943600" cy="3342005"/>
+                    </a:xfrm>
+                    <a:prstGeom prst="rect">
+                      <a:avLst/>
+                    </a:prstGeom>
+                  </pic:spPr>
+                </pic:pic>
+              </a:graphicData>
+            </a:graphic>
+          </wp:inline>
+        </w:drawing>
+      </w:r>
+    </w:p>
+    <w:p>
+      <w:pPr>
+        <w:rPr>
+          <w:b/>
+          <w:bCs/>
+        </w:rPr>
+      </w:pPr>
+    </w:p>
+    <w:p>
+      <w:pPr>
+        <w:pStyle w:val="Heading1"/>
+        <w:rPr>
+          <w:rFonts w:ascii="Times New Roman" w:hAnsi="Times New Roman" w:cs="Times New Roman"/>
+          <w:b/>
+          <w:bCs/>
+        </w:rPr>
+      </w:pPr>
+      <w:r>
+        <w:rPr>
+          <w:rFonts w:ascii="Times New Roman" w:hAnsi="Times New Roman" w:cs="Times New Roman"/>
+          <w:b/>
+          <w:bCs/>
+          <w:color w:val="000000" w:themeColor="text1"/>
+          <w:sz w:val="32"/>
+          <w:szCs w:val="32"/>
+        </w:rPr>
+        <w:lastRenderedPageBreak/>
+        <w:t xml:space="preserve">Bài </w:t>
+      </w:r>
+      <w:r>
+        <w:rPr>
+          <w:rFonts w:ascii="Times New Roman" w:hAnsi="Times New Roman" w:cs="Times New Roman"/>
+          <w:b/>
+          <w:bCs/>
+          <w:color w:val="000000" w:themeColor="text1"/>
+          <w:sz w:val="32"/>
+          <w:szCs w:val="32"/>
+        </w:rPr>
+        <w:t>8</w:t>
+      </w:r>
+      <w:r>
+        <w:rPr>
+          <w:rFonts w:ascii="Times New Roman" w:hAnsi="Times New Roman" w:cs="Times New Roman"/>
+          <w:b/>
+          <w:bCs/>
+          <w:color w:val="000000" w:themeColor="text1"/>
+          <w:sz w:val="32"/>
+          <w:szCs w:val="32"/>
+        </w:rPr>
+        <w:t xml:space="preserve">. </w:t>
+      </w:r>
+    </w:p>
+    <w:p>
+      <w:pPr>
+        <w:rPr>
+          <w:b/>
+          <w:bCs/>
+        </w:rPr>
+      </w:pPr>
+      <w:r>
+        <w:t xml:space="preserve">- </w:t>
+      </w:r>
+      <w:r>
+        <w:rPr>
+          <w:b/>
+          <w:bCs/>
+        </w:rPr>
+        <w:t>Build Docker image</w:t>
+      </w:r>
+    </w:p>
+    <w:p>
+      <w:pPr>
+        <w:rPr>
+          <w:b/>
+          <w:bCs/>
+        </w:rPr>
+      </w:pPr>
+      <w:r>
+        <w:rPr>
+          <w:b/>
+          <w:bCs/>
+        </w:rPr>
+        <w:drawing>
+          <wp:inline distT="0" distB="0" distL="0" distR="0" wp14:anchorId="1363DF66" wp14:editId="0A8F2B51">
+            <wp:extent cx="5943600" cy="3342005"/>
+            <wp:effectExtent l="0" t="0" r="0" b="0"/>
+            <wp:docPr id="110633752" name="Picture 1"/>
+            <wp:cNvGraphicFramePr>
+              <a:graphicFrameLocks xmlns:a="http://schemas.openxmlformats.org/drawingml/2006/main" noChangeAspect="1"/>
+            </wp:cNvGraphicFramePr>
+            <a:graphic xmlns:a="http://schemas.openxmlformats.org/drawingml/2006/main">
+              <a:graphicData uri="http://schemas.openxmlformats.org/drawingml/2006/picture">
+                <pic:pic xmlns:pic="http://schemas.openxmlformats.org/drawingml/2006/picture">
+                  <pic:nvPicPr>
+                    <pic:cNvPr id="110633752" name=""/>
+                    <pic:cNvPicPr/>
+                  </pic:nvPicPr>
+                  <pic:blipFill>
+                    <a:blip r:embed="rId25"/>
+                    <a:stretch>
+                      <a:fillRect/>
+                    </a:stretch>
+                  </pic:blipFill>
+                  <pic:spPr>
+                    <a:xfrm>
+                      <a:off x="0" y="0"/>
+                      <a:ext cx="5943600" cy="3342005"/>
+                    </a:xfrm>
+                    <a:prstGeom prst="rect">
+                      <a:avLst/>
+                    </a:prstGeom>
+                  </pic:spPr>
+                </pic:pic>
+              </a:graphicData>
+            </a:graphic>
+          </wp:inline>
+        </w:drawing>
+      </w:r>
+    </w:p>
+    <w:p>
+      <w:pPr>
+        <w:rPr>
+          <w:b/>
+          <w:bCs/>
+        </w:rPr>
+      </w:pPr>
+      <w:r>
+        <w:rPr>
+          <w:b/>
+          <w:bCs/>
+        </w:rPr>
+        <w:t xml:space="preserve">- </w:t>
+      </w:r>
+      <w:r>
+        <w:rPr>
+          <w:b/>
+          <w:bCs/>
+        </w:rPr>
+        <w:t>Chạy container từ image vừa build</w:t>
+      </w:r>
+    </w:p>
+    <w:p>
+      <w:pPr>
+        <w:rPr>
+          <w:b/>
+          <w:bCs/>
+        </w:rPr>
+      </w:pPr>
+      <w:r>
+        <w:rPr>
+          <w:b/>
+          <w:bCs/>
+        </w:rPr>
+        <w:drawing>
+          <wp:inline distT="0" distB="0" distL="0" distR="0" wp14:anchorId="5115E735" wp14:editId="10223A59">
+            <wp:extent cx="5943600" cy="3342005"/>
+            <wp:effectExtent l="0" t="0" r="0" b="0"/>
+            <wp:docPr id="918068488" name="Picture 1"/>
+            <wp:cNvGraphicFramePr>
+              <a:graphicFrameLocks xmlns:a="http://schemas.openxmlformats.org/drawingml/2006/main" noChangeAspect="1"/>
+            </wp:cNvGraphicFramePr>
+            <a:graphic xmlns:a="http://schemas.openxmlformats.org/drawingml/2006/main">
+              <a:graphicData uri="http://schemas.openxmlformats.org/drawingml/2006/picture">
+                <pic:pic xmlns:pic="http://schemas.openxmlformats.org/drawingml/2006/picture">
+                  <pic:nvPicPr>
+                    <pic:cNvPr id="918068488" name=""/>
+                    <pic:cNvPicPr/>
+                  </pic:nvPicPr>
+                  <pic:blipFill>
+                    <a:blip r:embed="rId26"/>
+                    <a:stretch>
+                      <a:fillRect/>
+                    </a:stretch>
+                  </pic:blipFill>
+                  <pic:spPr>
+                    <a:xfrm>
+                      <a:off x="0" y="0"/>
+                      <a:ext cx="5943600" cy="3342005"/>
+                    </a:xfrm>
+                    <a:prstGeom prst="rect">
+                      <a:avLst/>
+                    </a:prstGeom>
+                  </pic:spPr>
+                </pic:pic>
+              </a:graphicData>
+            </a:graphic>
+          </wp:inline>
+        </w:drawing>
+      </w:r>
+    </w:p>
+    <w:p>
+      <w:pPr>
+        <w:rPr>
+          <w:b/>
+          <w:bCs/>
+        </w:rPr>
+      </w:pPr>
+    </w:p>
+    <w:p>
+      <w:pPr>
+        <w:rPr>
+          <w:b/>
+          <w:bCs/>
+        </w:rPr>
+      </w:pPr>
+      <w:r>
+        <w:rPr>
+          <w:b/>
+          <w:bCs/>
+        </w:rPr>
+        <w:lastRenderedPageBreak/>
+        <w:t xml:space="preserve">- </w:t>
+      </w:r>
+      <w:r>
+        <w:rPr>
+          <w:b/>
+          <w:bCs/>
+        </w:rPr>
+        <w:t>Truy cập database và xem d</w:t>
+      </w:r>
+      <w:r>
+        <w:rPr>
+          <w:b/>
+          <w:bCs/>
+        </w:rPr>
+        <w:t>ữ liệu</w:t>
+      </w:r>
+    </w:p>
+    <w:p>
+      <w:pPr>
+        <w:rPr>
+          <w:b/>
+          <w:bCs/>
+        </w:rPr>
+      </w:pPr>
+      <w:r>
+        <w:rPr>
+          <w:b/>
+          <w:bCs/>
+        </w:rPr>
+        <w:drawing>
+          <wp:inline distT="0" distB="0" distL="0" distR="0" wp14:anchorId="3980BA7A" wp14:editId="459A4A41">
+            <wp:extent cx="5943600" cy="3342005"/>
+            <wp:effectExtent l="0" t="0" r="0" b="0"/>
+            <wp:docPr id="1320261700" name="Picture 1"/>
+            <wp:cNvGraphicFramePr>
+              <a:graphicFrameLocks xmlns:a="http://schemas.openxmlformats.org/drawingml/2006/main" noChangeAspect="1"/>
+            </wp:cNvGraphicFramePr>
+            <a:graphic xmlns:a="http://schemas.openxmlformats.org/drawingml/2006/main">
+              <a:graphicData uri="http://schemas.openxmlformats.org/drawingml/2006/picture">
+                <pic:pic xmlns:pic="http://schemas.openxmlformats.org/drawingml/2006/picture">
+                  <pic:nvPicPr>
+                    <pic:cNvPr id="1320261700" name=""/>
+                    <pic:cNvPicPr/>
+                  </pic:nvPicPr>
+                  <pic:blipFill>
+                    <a:blip r:embed="rId27"/>
                     <a:stretch>
                       <a:fillRect/>
                     </a:stretch>
@@ -2073,7 +2350,7 @@
   <w:style w:type="paragraph" w:default="1" w:styleId="Normal">
     <w:name w:val="Normal"/>
     <w:qFormat/>
-    <w:rsid w:val="00D072C8"/>
+    <w:rsid w:val="00B17DDA"/>
   </w:style>
   <w:style w:type="paragraph" w:styleId="Heading1">
     <w:name w:val="heading 1"/>

--- a/Minh Chứng Kết Quả Chạy.docx
+++ b/Minh Chứng Kết Quả Chạy.docx
@@ -1920,6 +1920,266 @@
                   </pic:nvPicPr>
                   <pic:blipFill>
                     <a:blip r:embed="rId27"/>
+                    <a:stretch>
+                      <a:fillRect/>
+                    </a:stretch>
+                  </pic:blipFill>
+                  <pic:spPr>
+                    <a:xfrm>
+                      <a:off x="0" y="0"/>
+                      <a:ext cx="5943600" cy="3342005"/>
+                    </a:xfrm>
+                    <a:prstGeom prst="rect">
+                      <a:avLst/>
+                    </a:prstGeom>
+                  </pic:spPr>
+                </pic:pic>
+              </a:graphicData>
+            </a:graphic>
+          </wp:inline>
+        </w:drawing>
+      </w:r>
+    </w:p>
+    <w:p>
+      <w:pPr>
+        <w:pStyle w:val="Heading1"/>
+        <w:rPr>
+          <w:rFonts w:ascii="Times New Roman" w:hAnsi="Times New Roman" w:cs="Times New Roman"/>
+          <w:b/>
+          <w:bCs/>
+        </w:rPr>
+      </w:pPr>
+      <w:r>
+        <w:rPr>
+          <w:rFonts w:ascii="Times New Roman" w:hAnsi="Times New Roman" w:cs="Times New Roman"/>
+          <w:b/>
+          <w:bCs/>
+          <w:color w:val="000000" w:themeColor="text1"/>
+          <w:sz w:val="32"/>
+          <w:szCs w:val="32"/>
+        </w:rPr>
+        <w:t xml:space="preserve">Bài </w:t>
+      </w:r>
+      <w:r>
+        <w:rPr>
+          <w:rFonts w:ascii="Times New Roman" w:hAnsi="Times New Roman" w:cs="Times New Roman"/>
+          <w:b/>
+          <w:bCs/>
+          <w:color w:val="000000" w:themeColor="text1"/>
+          <w:sz w:val="32"/>
+          <w:szCs w:val="32"/>
+        </w:rPr>
+        <w:t>9</w:t>
+      </w:r>
+      <w:r>
+        <w:rPr>
+          <w:rFonts w:ascii="Times New Roman" w:hAnsi="Times New Roman" w:cs="Times New Roman"/>
+          <w:b/>
+          <w:bCs/>
+          <w:color w:val="000000" w:themeColor="text1"/>
+          <w:sz w:val="32"/>
+          <w:szCs w:val="32"/>
+        </w:rPr>
+        <w:t xml:space="preserve">. </w:t>
+      </w:r>
+    </w:p>
+    <w:p>
+      <w:pPr>
+        <w:rPr>
+          <w:b/>
+          <w:bCs/>
+        </w:rPr>
+      </w:pPr>
+      <w:r>
+        <w:t xml:space="preserve">- </w:t>
+      </w:r>
+      <w:r>
+        <w:rPr>
+          <w:b/>
+          <w:bCs/>
+        </w:rPr>
+        <w:t>Build Docker image</w:t>
+      </w:r>
+    </w:p>
+    <w:p>
+      <w:pPr>
+        <w:rPr>
+          <w:b/>
+          <w:bCs/>
+        </w:rPr>
+      </w:pPr>
+      <w:r>
+        <w:rPr>
+          <w:noProof/>
+        </w:rPr>
+        <w:drawing>
+          <wp:inline distT="0" distB="0" distL="0" distR="0" wp14:anchorId="0BD8089F" wp14:editId="0D7C8464">
+            <wp:extent cx="5943600" cy="3342005"/>
+            <wp:effectExtent l="0" t="0" r="0" b="0"/>
+            <wp:docPr id="284127663" name="Picture 1"/>
+            <wp:cNvGraphicFramePr>
+              <a:graphicFrameLocks xmlns:a="http://schemas.openxmlformats.org/drawingml/2006/main" noChangeAspect="1"/>
+            </wp:cNvGraphicFramePr>
+            <a:graphic xmlns:a="http://schemas.openxmlformats.org/drawingml/2006/main">
+              <a:graphicData uri="http://schemas.openxmlformats.org/drawingml/2006/picture">
+                <pic:pic xmlns:pic="http://schemas.openxmlformats.org/drawingml/2006/picture">
+                  <pic:nvPicPr>
+                    <pic:cNvPr id="284127663" name=""/>
+                    <pic:cNvPicPr/>
+                  </pic:nvPicPr>
+                  <pic:blipFill>
+                    <a:blip r:embed="rId28"/>
+                    <a:stretch>
+                      <a:fillRect/>
+                    </a:stretch>
+                  </pic:blipFill>
+                  <pic:spPr>
+                    <a:xfrm>
+                      <a:off x="0" y="0"/>
+                      <a:ext cx="5943600" cy="3342005"/>
+                    </a:xfrm>
+                    <a:prstGeom prst="rect">
+                      <a:avLst/>
+                    </a:prstGeom>
+                  </pic:spPr>
+                </pic:pic>
+              </a:graphicData>
+            </a:graphic>
+          </wp:inline>
+        </w:drawing>
+      </w:r>
+    </w:p>
+    <w:p>
+      <w:pPr>
+        <w:rPr>
+          <w:b/>
+          <w:bCs/>
+        </w:rPr>
+      </w:pPr>
+    </w:p>
+    <w:p>
+      <w:pPr>
+        <w:rPr>
+          <w:b/>
+          <w:bCs/>
+        </w:rPr>
+      </w:pPr>
+      <w:r>
+        <w:rPr>
+          <w:b/>
+          <w:bCs/>
+        </w:rPr>
+        <w:lastRenderedPageBreak/>
+        <w:t xml:space="preserve">- </w:t>
+      </w:r>
+      <w:r>
+        <w:rPr>
+          <w:b/>
+          <w:bCs/>
+        </w:rPr>
+        <w:t>Chạy container từ image vừa build</w:t>
+      </w:r>
+    </w:p>
+    <w:p>
+      <w:pPr>
+        <w:rPr>
+          <w:b/>
+          <w:bCs/>
+        </w:rPr>
+      </w:pPr>
+      <w:r>
+        <w:rPr>
+          <w:b/>
+          <w:bCs/>
+        </w:rPr>
+        <w:drawing>
+          <wp:inline distT="0" distB="0" distL="0" distR="0" wp14:anchorId="5EDFD580" wp14:editId="741D5D6B">
+            <wp:extent cx="5943600" cy="3342005"/>
+            <wp:effectExtent l="0" t="0" r="0" b="0"/>
+            <wp:docPr id="920293425" name="Picture 1"/>
+            <wp:cNvGraphicFramePr>
+              <a:graphicFrameLocks xmlns:a="http://schemas.openxmlformats.org/drawingml/2006/main" noChangeAspect="1"/>
+            </wp:cNvGraphicFramePr>
+            <a:graphic xmlns:a="http://schemas.openxmlformats.org/drawingml/2006/main">
+              <a:graphicData uri="http://schemas.openxmlformats.org/drawingml/2006/picture">
+                <pic:pic xmlns:pic="http://schemas.openxmlformats.org/drawingml/2006/picture">
+                  <pic:nvPicPr>
+                    <pic:cNvPr id="920293425" name=""/>
+                    <pic:cNvPicPr/>
+                  </pic:nvPicPr>
+                  <pic:blipFill>
+                    <a:blip r:embed="rId29"/>
+                    <a:stretch>
+                      <a:fillRect/>
+                    </a:stretch>
+                  </pic:blipFill>
+                  <pic:spPr>
+                    <a:xfrm>
+                      <a:off x="0" y="0"/>
+                      <a:ext cx="5943600" cy="3342005"/>
+                    </a:xfrm>
+                    <a:prstGeom prst="rect">
+                      <a:avLst/>
+                    </a:prstGeom>
+                  </pic:spPr>
+                </pic:pic>
+              </a:graphicData>
+            </a:graphic>
+          </wp:inline>
+        </w:drawing>
+      </w:r>
+    </w:p>
+    <w:p>
+      <w:pPr>
+        <w:rPr>
+          <w:b/>
+          <w:bCs/>
+        </w:rPr>
+      </w:pPr>
+      <w:r>
+        <w:rPr>
+          <w:b/>
+          <w:bCs/>
+        </w:rPr>
+        <w:t xml:space="preserve">- </w:t>
+      </w:r>
+      <w:r>
+        <w:rPr>
+          <w:b/>
+          <w:bCs/>
+        </w:rPr>
+        <w:t>Truy cập Redis</w:t>
+      </w:r>
+    </w:p>
+    <w:p>
+      <w:pPr>
+        <w:rPr>
+          <w:b/>
+          <w:bCs/>
+        </w:rPr>
+      </w:pPr>
+      <w:r>
+        <w:rPr>
+          <w:b/>
+          <w:bCs/>
+        </w:rPr>
+        <w:drawing>
+          <wp:inline distT="0" distB="0" distL="0" distR="0" wp14:anchorId="532DF2DF" wp14:editId="6F0BB754">
+            <wp:extent cx="5943600" cy="3342005"/>
+            <wp:effectExtent l="0" t="0" r="0" b="0"/>
+            <wp:docPr id="297801108" name="Picture 1"/>
+            <wp:cNvGraphicFramePr>
+              <a:graphicFrameLocks xmlns:a="http://schemas.openxmlformats.org/drawingml/2006/main" noChangeAspect="1"/>
+            </wp:cNvGraphicFramePr>
+            <a:graphic xmlns:a="http://schemas.openxmlformats.org/drawingml/2006/main">
+              <a:graphicData uri="http://schemas.openxmlformats.org/drawingml/2006/picture">
+                <pic:pic xmlns:pic="http://schemas.openxmlformats.org/drawingml/2006/picture">
+                  <pic:nvPicPr>
+                    <pic:cNvPr id="297801108" name=""/>
+                    <pic:cNvPicPr/>
+                  </pic:nvPicPr>
+                  <pic:blipFill>
+                    <a:blip r:embed="rId30"/>
                     <a:stretch>
                       <a:fillRect/>
                     </a:stretch>
@@ -2350,7 +2610,7 @@
   <w:style w:type="paragraph" w:default="1" w:styleId="Normal">
     <w:name w:val="Normal"/>
     <w:qFormat/>
-    <w:rsid w:val="00B17DDA"/>
+    <w:rsid w:val="00470C02"/>
   </w:style>
   <w:style w:type="paragraph" w:styleId="Heading1">
     <w:name w:val="heading 1"/>

--- a/Minh Chứng Kết Quả Chạy.docx
+++ b/Minh Chứng Kết Quả Chạy.docx
@@ -2180,6 +2180,253 @@
                   </pic:nvPicPr>
                   <pic:blipFill>
                     <a:blip r:embed="rId30"/>
+                    <a:stretch>
+                      <a:fillRect/>
+                    </a:stretch>
+                  </pic:blipFill>
+                  <pic:spPr>
+                    <a:xfrm>
+                      <a:off x="0" y="0"/>
+                      <a:ext cx="5943600" cy="3342005"/>
+                    </a:xfrm>
+                    <a:prstGeom prst="rect">
+                      <a:avLst/>
+                    </a:prstGeom>
+                  </pic:spPr>
+                </pic:pic>
+              </a:graphicData>
+            </a:graphic>
+          </wp:inline>
+        </w:drawing>
+      </w:r>
+    </w:p>
+    <w:p>
+      <w:pPr>
+        <w:rPr>
+          <w:b/>
+          <w:bCs/>
+        </w:rPr>
+      </w:pPr>
+    </w:p>
+    <w:p>
+      <w:pPr>
+        <w:rPr>
+          <w:b/>
+          <w:bCs/>
+        </w:rPr>
+      </w:pPr>
+    </w:p>
+    <w:p>
+      <w:pPr>
+        <w:pStyle w:val="Heading1"/>
+        <w:rPr>
+          <w:rFonts w:ascii="Times New Roman" w:hAnsi="Times New Roman" w:cs="Times New Roman"/>
+          <w:b/>
+          <w:bCs/>
+        </w:rPr>
+      </w:pPr>
+      <w:r>
+        <w:rPr>
+          <w:rFonts w:ascii="Times New Roman" w:hAnsi="Times New Roman" w:cs="Times New Roman"/>
+          <w:b/>
+          <w:bCs/>
+          <w:color w:val="000000" w:themeColor="text1"/>
+          <w:sz w:val="32"/>
+          <w:szCs w:val="32"/>
+        </w:rPr>
+        <w:lastRenderedPageBreak/>
+        <w:t xml:space="preserve">Bài </w:t>
+      </w:r>
+      <w:r>
+        <w:rPr>
+          <w:rFonts w:ascii="Times New Roman" w:hAnsi="Times New Roman" w:cs="Times New Roman"/>
+          <w:b/>
+          <w:bCs/>
+          <w:color w:val="000000" w:themeColor="text1"/>
+          <w:sz w:val="32"/>
+          <w:szCs w:val="32"/>
+        </w:rPr>
+        <w:t>10</w:t>
+      </w:r>
+      <w:r>
+        <w:rPr>
+          <w:rFonts w:ascii="Times New Roman" w:hAnsi="Times New Roman" w:cs="Times New Roman"/>
+          <w:b/>
+          <w:bCs/>
+          <w:color w:val="000000" w:themeColor="text1"/>
+          <w:sz w:val="32"/>
+          <w:szCs w:val="32"/>
+        </w:rPr>
+        <w:t xml:space="preserve">. </w:t>
+      </w:r>
+    </w:p>
+    <w:p>
+      <w:pPr>
+        <w:rPr>
+          <w:b/>
+          <w:bCs/>
+        </w:rPr>
+      </w:pPr>
+      <w:r>
+        <w:t xml:space="preserve">- </w:t>
+      </w:r>
+      <w:r>
+        <w:rPr>
+          <w:b/>
+          <w:bCs/>
+        </w:rPr>
+        <w:t>Build Docker image</w:t>
+      </w:r>
+    </w:p>
+    <w:p>
+      <w:pPr>
+        <w:rPr>
+          <w:b/>
+          <w:bCs/>
+        </w:rPr>
+      </w:pPr>
+      <w:r>
+        <w:rPr>
+          <w:noProof/>
+        </w:rPr>
+        <w:drawing>
+          <wp:inline distT="0" distB="0" distL="0" distR="0" wp14:anchorId="2E63277D" wp14:editId="49C0BF41">
+            <wp:extent cx="5943600" cy="3342005"/>
+            <wp:effectExtent l="0" t="0" r="0" b="0"/>
+            <wp:docPr id="1970309263" name="Picture 1"/>
+            <wp:cNvGraphicFramePr>
+              <a:graphicFrameLocks xmlns:a="http://schemas.openxmlformats.org/drawingml/2006/main" noChangeAspect="1"/>
+            </wp:cNvGraphicFramePr>
+            <a:graphic xmlns:a="http://schemas.openxmlformats.org/drawingml/2006/main">
+              <a:graphicData uri="http://schemas.openxmlformats.org/drawingml/2006/picture">
+                <pic:pic xmlns:pic="http://schemas.openxmlformats.org/drawingml/2006/picture">
+                  <pic:nvPicPr>
+                    <pic:cNvPr id="1970309263" name=""/>
+                    <pic:cNvPicPr/>
+                  </pic:nvPicPr>
+                  <pic:blipFill>
+                    <a:blip r:embed="rId31"/>
+                    <a:stretch>
+                      <a:fillRect/>
+                    </a:stretch>
+                  </pic:blipFill>
+                  <pic:spPr>
+                    <a:xfrm>
+                      <a:off x="0" y="0"/>
+                      <a:ext cx="5943600" cy="3342005"/>
+                    </a:xfrm>
+                    <a:prstGeom prst="rect">
+                      <a:avLst/>
+                    </a:prstGeom>
+                  </pic:spPr>
+                </pic:pic>
+              </a:graphicData>
+            </a:graphic>
+          </wp:inline>
+        </w:drawing>
+      </w:r>
+    </w:p>
+    <w:p>
+      <w:pPr>
+        <w:rPr>
+          <w:b/>
+          <w:bCs/>
+        </w:rPr>
+      </w:pPr>
+      <w:r>
+        <w:rPr>
+          <w:b/>
+          <w:bCs/>
+        </w:rPr>
+        <w:t xml:space="preserve">- </w:t>
+      </w:r>
+      <w:r>
+        <w:rPr>
+          <w:b/>
+          <w:bCs/>
+        </w:rPr>
+        <w:t>Chạy container từ image vừa build</w:t>
+      </w:r>
+    </w:p>
+    <w:p>
+      <w:pPr>
+        <w:rPr>
+          <w:b/>
+          <w:bCs/>
+        </w:rPr>
+      </w:pPr>
+      <w:r>
+        <w:rPr>
+          <w:b/>
+          <w:bCs/>
+        </w:rPr>
+        <w:drawing>
+          <wp:inline distT="0" distB="0" distL="0" distR="0" wp14:anchorId="1C09694A" wp14:editId="288DC0CC">
+            <wp:extent cx="5943600" cy="3342005"/>
+            <wp:effectExtent l="0" t="0" r="0" b="0"/>
+            <wp:docPr id="98427964" name="Picture 1"/>
+            <wp:cNvGraphicFramePr>
+              <a:graphicFrameLocks xmlns:a="http://schemas.openxmlformats.org/drawingml/2006/main" noChangeAspect="1"/>
+            </wp:cNvGraphicFramePr>
+            <a:graphic xmlns:a="http://schemas.openxmlformats.org/drawingml/2006/main">
+              <a:graphicData uri="http://schemas.openxmlformats.org/drawingml/2006/picture">
+                <pic:pic xmlns:pic="http://schemas.openxmlformats.org/drawingml/2006/picture">
+                  <pic:nvPicPr>
+                    <pic:cNvPr id="98427964" name=""/>
+                    <pic:cNvPicPr/>
+                  </pic:nvPicPr>
+                  <pic:blipFill>
+                    <a:blip r:embed="rId32"/>
+                    <a:stretch>
+                      <a:fillRect/>
+                    </a:stretch>
+                  </pic:blipFill>
+                  <pic:spPr>
+                    <a:xfrm>
+                      <a:off x="0" y="0"/>
+                      <a:ext cx="5943600" cy="3342005"/>
+                    </a:xfrm>
+                    <a:prstGeom prst="rect">
+                      <a:avLst/>
+                    </a:prstGeom>
+                  </pic:spPr>
+                </pic:pic>
+              </a:graphicData>
+            </a:graphic>
+          </wp:inline>
+        </w:drawing>
+      </w:r>
+    </w:p>
+    <w:p>
+      <w:pPr>
+        <w:rPr>
+          <w:b/>
+          <w:bCs/>
+        </w:rPr>
+      </w:pPr>
+      <w:r>
+        <w:rPr>
+          <w:b/>
+          <w:bCs/>
+        </w:rPr>
+        <w:lastRenderedPageBreak/>
+        <w:drawing>
+          <wp:inline distT="0" distB="0" distL="0" distR="0" wp14:anchorId="4BE32A03" wp14:editId="79C8C1D0">
+            <wp:extent cx="5943600" cy="3342005"/>
+            <wp:effectExtent l="0" t="0" r="0" b="0"/>
+            <wp:docPr id="1904266973" name="Picture 1"/>
+            <wp:cNvGraphicFramePr>
+              <a:graphicFrameLocks xmlns:a="http://schemas.openxmlformats.org/drawingml/2006/main" noChangeAspect="1"/>
+            </wp:cNvGraphicFramePr>
+            <a:graphic xmlns:a="http://schemas.openxmlformats.org/drawingml/2006/main">
+              <a:graphicData uri="http://schemas.openxmlformats.org/drawingml/2006/picture">
+                <pic:pic xmlns:pic="http://schemas.openxmlformats.org/drawingml/2006/picture">
+                  <pic:nvPicPr>
+                    <pic:cNvPr id="1904266973" name=""/>
+                    <pic:cNvPicPr/>
+                  </pic:nvPicPr>
+                  <pic:blipFill>
+                    <a:blip r:embed="rId33"/>
                     <a:stretch>
                       <a:fillRect/>
                     </a:stretch>
@@ -2610,7 +2857,7 @@
   <w:style w:type="paragraph" w:default="1" w:styleId="Normal">
     <w:name w:val="Normal"/>
     <w:qFormat/>
-    <w:rsid w:val="00470C02"/>
+    <w:rsid w:val="002D0D38"/>
   </w:style>
   <w:style w:type="paragraph" w:styleId="Heading1">
     <w:name w:val="heading 1"/>
